--- a/easy/document_v1.docx
+++ b/easy/document_v1.docx
@@ -5,68 +5,107 @@
     <w:p>
       <w:pPr>
         <w:rPr>
-          <w:lang w:val="en-US"/>
+          <w:rFonts w:ascii="Consolas" w:eastAsia="Times New Roman" w:hAnsi="Consolas" w:cs="Courier New"/>
+          <w:color w:val="000000" w:themeColor="text1"/>
+          <w:sz w:val="20"/>
+          <w:szCs w:val="20"/>
+          <w:lang w:val="en-US" w:eastAsia="ru-RU"/>
         </w:rPr>
       </w:pPr>
+      <w:bookmarkStart w:id="0" w:name="_GoBack"/>
       <w:r>
         <w:rPr>
-          <w:lang w:val="en-US"/>
-        </w:rPr>
-        <w:t>Policy Version: 1.0</w:t>
+          <w:rFonts w:ascii="Consolas" w:eastAsia="Times New Roman" w:hAnsi="Consolas" w:cs="Courier New"/>
+          <w:color w:val="000000" w:themeColor="text1"/>
+          <w:sz w:val="20"/>
+          <w:szCs w:val="20"/>
+          <w:lang w:val="en-US" w:eastAsia="ru-RU"/>
+        </w:rPr>
+        <w:t>Policy Version: 1.1</w:t>
       </w:r>
     </w:p>
     <w:p>
       <w:pPr>
         <w:rPr>
-          <w:lang w:val="en-US"/>
+          <w:rFonts w:ascii="Consolas" w:eastAsia="Times New Roman" w:hAnsi="Consolas" w:cs="Courier New"/>
+          <w:color w:val="000000" w:themeColor="text1"/>
+          <w:sz w:val="20"/>
+          <w:szCs w:val="20"/>
+          <w:lang w:val="en-US" w:eastAsia="ru-RU"/>
         </w:rPr>
       </w:pPr>
       <w:r>
         <w:rPr>
-          <w:lang w:val="en-US"/>
-        </w:rPr>
-        <w:t>Allowed Actions: read</w:t>
+          <w:rFonts w:ascii="Consolas" w:eastAsia="Times New Roman" w:hAnsi="Consolas" w:cs="Courier New"/>
+          <w:color w:val="000000" w:themeColor="text1"/>
+          <w:sz w:val="20"/>
+          <w:szCs w:val="20"/>
+          <w:lang w:val="en-US" w:eastAsia="ru-RU"/>
+        </w:rPr>
+        <w:t>Allowed Actions: read, write</w:t>
       </w:r>
     </w:p>
     <w:p>
       <w:pPr>
         <w:rPr>
-          <w:lang w:val="en-US"/>
+          <w:rFonts w:ascii="Consolas" w:eastAsia="Times New Roman" w:hAnsi="Consolas" w:cs="Courier New"/>
+          <w:color w:val="000000" w:themeColor="text1"/>
+          <w:sz w:val="20"/>
+          <w:szCs w:val="20"/>
+          <w:lang w:val="en-US" w:eastAsia="ru-RU"/>
         </w:rPr>
       </w:pPr>
       <w:r>
         <w:rPr>
-          <w:lang w:val="en-US"/>
-        </w:rPr>
-        <w:t>Denied Actions: write, delete</w:t>
+          <w:rFonts w:ascii="Consolas" w:eastAsia="Times New Roman" w:hAnsi="Consolas" w:cs="Courier New"/>
+          <w:color w:val="000000" w:themeColor="text1"/>
+          <w:sz w:val="20"/>
+          <w:szCs w:val="20"/>
+          <w:lang w:val="en-US" w:eastAsia="ru-RU"/>
+        </w:rPr>
+        <w:t>Denied Actions: delete</w:t>
       </w:r>
     </w:p>
     <w:p>
-      <w:bookmarkStart w:id="0" w:name="_GoBack"/>
-      <w:proofErr w:type="spellStart"/>
+      <w:pPr>
+        <w:rPr>
+          <w:rFonts w:ascii="Consolas" w:eastAsia="Times New Roman" w:hAnsi="Consolas" w:cs="Courier New"/>
+          <w:color w:val="000000" w:themeColor="text1"/>
+          <w:sz w:val="20"/>
+          <w:szCs w:val="20"/>
+          <w:lang w:val="en-US" w:eastAsia="ru-RU"/>
+        </w:rPr>
+      </w:pPr>
       <w:r>
-        <w:t>Users</w:t>
+        <w:rPr>
+          <w:rFonts w:ascii="Consolas" w:eastAsia="Times New Roman" w:hAnsi="Consolas" w:cs="Courier New"/>
+          <w:color w:val="000000" w:themeColor="text1"/>
+          <w:sz w:val="20"/>
+          <w:szCs w:val="20"/>
+          <w:lang w:val="en-US" w:eastAsia="ru-RU"/>
+        </w:rPr>
+        <w:t>Users: admin, user</w:t>
       </w:r>
-      <w:proofErr w:type="spellEnd"/>
+    </w:p>
+    <w:p>
+      <w:pPr>
+        <w:rPr>
+          <w:color w:val="000000" w:themeColor="text1"/>
+          <w:lang w:val="en-US"/>
+        </w:rPr>
+      </w:pPr>
       <w:r>
-        <w:t xml:space="preserve">: </w:t>
+        <w:rPr>
+          <w:rFonts w:ascii="Consolas" w:eastAsia="Times New Roman" w:hAnsi="Consolas" w:cs="Courier New"/>
+          <w:color w:val="000000" w:themeColor="text1"/>
+          <w:sz w:val="20"/>
+          <w:szCs w:val="20"/>
+          <w:lang w:val="en-US" w:eastAsia="ru-RU"/>
+        </w:rPr>
+        <w:t>Expires: 2024-12-31</w:t>
       </w:r>
-      <w:proofErr w:type="spellStart"/>
-      <w:r>
-        <w:t>admin</w:t>
-      </w:r>
-      <w:proofErr w:type="spellEnd"/>
-      <w:r>
-        <w:t xml:space="preserve">, </w:t>
-      </w:r>
-      <w:proofErr w:type="spellStart"/>
-      <w:r>
-        <w:t>user</w:t>
-      </w:r>
-      <w:proofErr w:type="spellEnd"/>
+      <w:bookmarkEnd w:id="0"/>
     </w:p>
-    <w:bookmarkEnd w:id="0"/>
-    <w:p/>
     <w:sectPr>
       <w:pgSz w:w="11906" w:h="16838"/>
       <w:pgMar w:top="1134" w:right="850" w:bottom="1134" w:left="1701" w:header="708" w:footer="708" w:gutter="0"/>
@@ -264,6 +303,56 @@
     <w:semiHidden/>
     <w:unhideWhenUsed/>
   </w:style>
+  <w:style w:type="paragraph" w:styleId="HTML">
+    <w:name w:val="HTML Preformatted"/>
+    <w:basedOn w:val="a"/>
+    <w:link w:val="HTML0"/>
+    <w:uiPriority w:val="99"/>
+    <w:semiHidden/>
+    <w:unhideWhenUsed/>
+    <w:rsid w:val="00DB1216"/>
+    <w:pPr>
+      <w:tabs>
+        <w:tab w:val="left" w:pos="916"/>
+        <w:tab w:val="left" w:pos="1832"/>
+        <w:tab w:val="left" w:pos="2748"/>
+        <w:tab w:val="left" w:pos="3664"/>
+        <w:tab w:val="left" w:pos="4580"/>
+        <w:tab w:val="left" w:pos="5496"/>
+        <w:tab w:val="left" w:pos="6412"/>
+        <w:tab w:val="left" w:pos="7328"/>
+        <w:tab w:val="left" w:pos="8244"/>
+        <w:tab w:val="left" w:pos="9160"/>
+        <w:tab w:val="left" w:pos="10076"/>
+        <w:tab w:val="left" w:pos="10992"/>
+        <w:tab w:val="left" w:pos="11908"/>
+        <w:tab w:val="left" w:pos="12824"/>
+        <w:tab w:val="left" w:pos="13740"/>
+        <w:tab w:val="left" w:pos="14656"/>
+      </w:tabs>
+      <w:spacing w:after="0" w:line="240" w:lineRule="auto"/>
+    </w:pPr>
+    <w:rPr>
+      <w:rFonts w:ascii="Courier New" w:eastAsia="Times New Roman" w:hAnsi="Courier New" w:cs="Courier New"/>
+      <w:sz w:val="20"/>
+      <w:szCs w:val="20"/>
+      <w:lang w:eastAsia="ru-RU"/>
+    </w:rPr>
+  </w:style>
+  <w:style w:type="character" w:customStyle="1" w:styleId="HTML0">
+    <w:name w:val="Стандартный HTML Знак"/>
+    <w:basedOn w:val="a0"/>
+    <w:link w:val="HTML"/>
+    <w:uiPriority w:val="99"/>
+    <w:semiHidden/>
+    <w:rsid w:val="00DB1216"/>
+    <w:rPr>
+      <w:rFonts w:ascii="Courier New" w:eastAsia="Times New Roman" w:hAnsi="Courier New" w:cs="Courier New"/>
+      <w:sz w:val="20"/>
+      <w:szCs w:val="20"/>
+      <w:lang w:eastAsia="ru-RU"/>
+    </w:rPr>
+  </w:style>
 </w:styles>
 </file>
 
@@ -454,6 +543,56 @@
     <w:semiHidden/>
     <w:unhideWhenUsed/>
   </w:style>
+  <w:style w:type="paragraph" w:styleId="HTML">
+    <w:name w:val="HTML Preformatted"/>
+    <w:basedOn w:val="a"/>
+    <w:link w:val="HTML0"/>
+    <w:uiPriority w:val="99"/>
+    <w:semiHidden/>
+    <w:unhideWhenUsed/>
+    <w:rsid w:val="00DB1216"/>
+    <w:pPr>
+      <w:tabs>
+        <w:tab w:val="left" w:pos="916"/>
+        <w:tab w:val="left" w:pos="1832"/>
+        <w:tab w:val="left" w:pos="2748"/>
+        <w:tab w:val="left" w:pos="3664"/>
+        <w:tab w:val="left" w:pos="4580"/>
+        <w:tab w:val="left" w:pos="5496"/>
+        <w:tab w:val="left" w:pos="6412"/>
+        <w:tab w:val="left" w:pos="7328"/>
+        <w:tab w:val="left" w:pos="8244"/>
+        <w:tab w:val="left" w:pos="9160"/>
+        <w:tab w:val="left" w:pos="10076"/>
+        <w:tab w:val="left" w:pos="10992"/>
+        <w:tab w:val="left" w:pos="11908"/>
+        <w:tab w:val="left" w:pos="12824"/>
+        <w:tab w:val="left" w:pos="13740"/>
+        <w:tab w:val="left" w:pos="14656"/>
+      </w:tabs>
+      <w:spacing w:after="0" w:line="240" w:lineRule="auto"/>
+    </w:pPr>
+    <w:rPr>
+      <w:rFonts w:ascii="Courier New" w:eastAsia="Times New Roman" w:hAnsi="Courier New" w:cs="Courier New"/>
+      <w:sz w:val="20"/>
+      <w:szCs w:val="20"/>
+      <w:lang w:eastAsia="ru-RU"/>
+    </w:rPr>
+  </w:style>
+  <w:style w:type="character" w:customStyle="1" w:styleId="HTML0">
+    <w:name w:val="Стандартный HTML Знак"/>
+    <w:basedOn w:val="a0"/>
+    <w:link w:val="HTML"/>
+    <w:uiPriority w:val="99"/>
+    <w:semiHidden/>
+    <w:rsid w:val="00DB1216"/>
+    <w:rPr>
+      <w:rFonts w:ascii="Courier New" w:eastAsia="Times New Roman" w:hAnsi="Courier New" w:cs="Courier New"/>
+      <w:sz w:val="20"/>
+      <w:szCs w:val="20"/>
+      <w:lang w:eastAsia="ru-RU"/>
+    </w:rPr>
+  </w:style>
 </w:styles>
 </file>
 
